--- a/downloads/intro-transcript-outro/33_E21.docx
+++ b/downloads/intro-transcript-outro/33_E21.docx
@@ -34,7 +34,15 @@
         <w:rPr>
           <w:color w:val="2EAF7D"/>
         </w:rPr>
-        <w:t xml:space="preserve">Bernard : innover s’apprend. Échelle TRL, pivot, MVP — des mots pour situer où l’on est, et ce qu’il reste à prouver.</w:t>
+        <w:t xml:space="preserve">Vous avez la place du chercheur. Bernard reprend des mots du parcours — TRL, pivot, MVP — pour dire : innover s’apprend.</w:t>
+      </w:r>
+    </w:p>
+    <w:p>
+      <w:r>
+        <w:rPr>
+          <w:color w:val="2EAF7D"/>
+        </w:rPr>
+        <w:t xml:space="preserve">Ce n’est pas un aveu de faiblesse. C’est situer la preuve, comme Grégoire situait le problème, et Virginia les risques.</w:t>
       </w:r>
     </w:p>
     <w:p>
@@ -251,7 +259,15 @@
         <w:rPr>
           <w:color w:val="F48C2E"/>
         </w:rPr>
-        <w:t xml:space="preserve">Changer de trajectoire n’est pas un échec : c’est aligner la preuve sur le problème et le marché.</w:t>
+        <w:t xml:space="preserve">Changer de trajectoire, c’est rester fidèle au problème et au marché, pas à la première techno.</w:t>
+      </w:r>
+    </w:p>
+    <w:p>
+      <w:r>
+        <w:rPr>
+          <w:color w:val="F48C2E"/>
+        </w:rPr>
+        <w:t xml:space="preserve">Dernier grand grain d’experts : collaborer — avec une entreprise, un établissement — sans se faire déborder. NDA, PI, contrat, équilibre : tout ce que vous avez déjà posé, mis à l’épreuve d’un partenaire.</w:t>
       </w:r>
     </w:p>
     <w:sectPr>
